--- a/GDD.docx
+++ b/GDD.docx
@@ -302,13 +302,6 @@
     <w:p>
       <w:pPr>
         <w:pStyle w:val="ListParagraph"/>
-        <w:rPr>
-          <w:lang w:val="en-US"/>
-        </w:rPr>
-      </w:pPr>
-    </w:p>
-    <w:p>
-      <w:pPr>
         <w:rPr>
           <w:lang w:val="en-US"/>
         </w:rPr>
